--- a/CV_master.docx
+++ b/CV_master.docx
@@ -66,29 +66,6 @@
                       </wps:spPr>
                       <wps:txbx>
                         <w:txbxContent>
-                          <w:p>
-                            <w:pPr>
-                              <w:spacing w:after="0" w:line="240" w:lineRule="auto"/>
-                              <w:jc w:val="center"/>
-                              <w:rPr>
-                                <w:rFonts w:ascii="Calibri" w:hAnsi="Calibri" w:cs="Calibri"/>
-                              </w:rPr>
-                            </w:pPr>
-                            <w:r>
-                              <w:rPr>
-                                <w:rFonts w:ascii="Calibri" w:hAnsi="Calibri" w:cs="Calibri"/>
-                                <w:b/>
-                                <w:bCs/>
-                              </w:rPr>
-                              <w:t xml:space="preserve">Address: </w:t>
-                            </w:r>
-                            <w:r>
-                              <w:rPr>
-                                <w:rFonts w:ascii="Calibri" w:hAnsi="Calibri" w:cs="Calibri"/>
-                              </w:rPr>
-                              <w:t>66 Mount Pleasant, Reading, RG1 2TD</w:t>
-                            </w:r>
-                          </w:p>
                           <w:p>
                             <w:pPr>
                               <w:spacing w:after="0" w:line="240" w:lineRule="auto"/>
@@ -260,29 +237,6 @@
                           <w:b/>
                           <w:bCs/>
                         </w:rPr>
-                        <w:t xml:space="preserve">Address: </w:t>
-                      </w:r>
-                      <w:r>
-                        <w:rPr>
-                          <w:rFonts w:ascii="Calibri" w:hAnsi="Calibri" w:cs="Calibri"/>
-                        </w:rPr>
-                        <w:t>66 Mount Pleasant, Reading, RG1 2TD</w:t>
-                      </w:r>
-                    </w:p>
-                    <w:p>
-                      <w:pPr>
-                        <w:spacing w:after="0" w:line="240" w:lineRule="auto"/>
-                        <w:jc w:val="center"/>
-                        <w:rPr>
-                          <w:rFonts w:ascii="Calibri" w:hAnsi="Calibri" w:cs="Calibri"/>
-                        </w:rPr>
-                      </w:pPr>
-                      <w:r>
-                        <w:rPr>
-                          <w:rFonts w:ascii="Calibri" w:hAnsi="Calibri" w:cs="Calibri"/>
-                          <w:b/>
-                          <w:bCs/>
-                        </w:rPr>
                         <w:t>Email</w:t>
                       </w:r>
                       <w:r>
@@ -489,6 +443,12 @@
         </w:rPr>
         <w:t>CASE studentship with the Met Office</w:t>
       </w:r>
+      <w:r>
+        <w:rPr>
+          <w:rFonts w:ascii="Calibri" w:hAnsi="Calibri" w:cs="Calibri"/>
+        </w:rPr>
+        <w:t xml:space="preserve"> UK</w:t>
+      </w:r>
     </w:p>
     <w:p>
       <w:pPr>
@@ -808,7 +768,7 @@
           <w:i/>
           <w:iCs/>
         </w:rPr>
-        <w:t>Complex Systems, Graphs &amp; Networks</w:t>
+        <w:t>PDEs,</w:t>
       </w:r>
       <w:r>
         <w:rPr>
@@ -816,7 +776,7 @@
           <w:i/>
           <w:iCs/>
         </w:rPr>
-        <w:t xml:space="preserve">, </w:t>
+        <w:t xml:space="preserve"> </w:t>
       </w:r>
       <w:r>
         <w:rPr>
@@ -824,7 +784,7 @@
           <w:i/>
           <w:iCs/>
         </w:rPr>
-        <w:t xml:space="preserve">PDEs, Time </w:t>
+        <w:t>Complex Systems, Graphs &amp; Networks</w:t>
       </w:r>
       <w:r>
         <w:rPr>
@@ -832,7 +792,7 @@
           <w:i/>
           <w:iCs/>
         </w:rPr>
-        <w:t>Series</w:t>
+        <w:t xml:space="preserve">, </w:t>
       </w:r>
       <w:r>
         <w:rPr>
@@ -840,6 +800,22 @@
           <w:i/>
           <w:iCs/>
         </w:rPr>
+        <w:t xml:space="preserve">Time </w:t>
+      </w:r>
+      <w:r>
+        <w:rPr>
+          <w:rFonts w:ascii="Calibri" w:hAnsi="Calibri" w:cs="Calibri"/>
+          <w:i/>
+          <w:iCs/>
+        </w:rPr>
+        <w:t>Series</w:t>
+      </w:r>
+      <w:r>
+        <w:rPr>
+          <w:rFonts w:ascii="Calibri" w:hAnsi="Calibri" w:cs="Calibri"/>
+          <w:i/>
+          <w:iCs/>
+        </w:rPr>
         <w:t>, R</w:t>
       </w:r>
     </w:p>
@@ -963,6 +939,16 @@
         </w:rPr>
         <w:t>e</w:t>
       </w:r>
+      <w:r>
+        <w:rPr>
+          <w:rFonts w:ascii="Calibri" w:hAnsi="Calibri" w:cs="Calibri"/>
+          <w:b/>
+          <w:bCs/>
+          <w:sz w:val="28"/>
+          <w:szCs w:val="28"/>
+        </w:rPr>
+        <w:t xml:space="preserve"> at the University of Reading</w:t>
+      </w:r>
     </w:p>
     <w:p>
       <w:pPr>
@@ -1257,31 +1243,13 @@
         <w:rPr>
           <w:rFonts w:ascii="Calibri" w:hAnsi="Calibri" w:cs="Calibri"/>
         </w:rPr>
-        <w:t xml:space="preserve">Organiser of the </w:t>
-      </w:r>
-      <w:r>
-        <w:rPr>
-          <w:rFonts w:ascii="Calibri" w:hAnsi="Calibri" w:cs="Calibri"/>
-        </w:rPr>
-        <w:t xml:space="preserve">Joint DTP Conference, University of </w:t>
-      </w:r>
-      <w:r>
-        <w:rPr>
-          <w:rFonts w:ascii="Calibri" w:hAnsi="Calibri" w:cs="Calibri"/>
-        </w:rPr>
-        <w:t>Surr</w:t>
-      </w:r>
-      <w:r>
-        <w:rPr>
-          <w:rFonts w:ascii="Calibri" w:hAnsi="Calibri" w:cs="Calibri"/>
-        </w:rPr>
-        <w:t>ey</w:t>
-      </w:r>
-      <w:r>
-        <w:rPr>
-          <w:rFonts w:ascii="Calibri" w:hAnsi="Calibri" w:cs="Calibri"/>
-        </w:rPr>
-        <w:t xml:space="preserve">                                        </w:t>
+        <w:t xml:space="preserve">Organiser of the Joint DTP Conference, University of </w:t>
+      </w:r>
+      <w:r>
+        <w:rPr>
+          <w:rFonts w:ascii="Calibri" w:hAnsi="Calibri" w:cs="Calibri"/>
+        </w:rPr>
+        <w:t xml:space="preserve">Surrey                                        </w:t>
       </w:r>
       <w:r>
         <w:rPr>
@@ -1293,13 +1261,7 @@
         <w:rPr>
           <w:rFonts w:ascii="Calibri" w:hAnsi="Calibri" w:cs="Calibri"/>
         </w:rPr>
-        <w:t xml:space="preserve">  </w:t>
-      </w:r>
-      <w:r>
-        <w:rPr>
-          <w:rFonts w:ascii="Calibri" w:hAnsi="Calibri" w:cs="Calibri"/>
-        </w:rPr>
-        <w:t xml:space="preserve"> </w:t>
+        <w:t xml:space="preserve">   </w:t>
       </w:r>
       <w:r>
         <w:rPr>
@@ -1726,14 +1688,6 @@
     </w:p>
     <w:p>
       <w:pPr>
-        <w:spacing w:after="0"/>
-        <w:rPr>
-          <w:rFonts w:ascii="Calibri" w:hAnsi="Calibri" w:cs="Calibri"/>
-        </w:rPr>
-      </w:pPr>
-    </w:p>
-    <w:p>
-      <w:pPr>
         <w:rPr>
           <w:rFonts w:ascii="Calibri" w:hAnsi="Calibri" w:cs="Calibri"/>
           <w:b/>
@@ -1766,7 +1720,15 @@
           <w:b/>
           <w:bCs/>
         </w:rPr>
-        <w:t xml:space="preserve">NCEO </w:t>
+        <w:t>National Centre for Earth Observation</w:t>
+      </w:r>
+      <w:r>
+        <w:rPr>
+          <w:rFonts w:ascii="Calibri" w:hAnsi="Calibri" w:cs="Calibri"/>
+          <w:b/>
+          <w:bCs/>
+        </w:rPr>
+        <w:t xml:space="preserve"> </w:t>
       </w:r>
       <w:r>
         <w:rPr>
@@ -1830,13 +1792,29 @@
           <w:b/>
           <w:bCs/>
         </w:rPr>
-        <w:t xml:space="preserve">                                                                                                         </w:t>
-      </w:r>
-      <w:r>
-        <w:rPr>
-          <w:rFonts w:ascii="Calibri" w:hAnsi="Calibri" w:cs="Calibri"/>
-        </w:rPr>
-        <w:t>2023</w:t>
+        <w:t xml:space="preserve">       </w:t>
+      </w:r>
+      <w:r>
+        <w:rPr>
+          <w:rFonts w:ascii="Calibri" w:hAnsi="Calibri" w:cs="Calibri"/>
+          <w:b/>
+          <w:bCs/>
+        </w:rPr>
+        <w:t xml:space="preserve">       </w:t>
+      </w:r>
+      <w:r>
+        <w:rPr>
+          <w:rFonts w:ascii="Calibri" w:hAnsi="Calibri" w:cs="Calibri"/>
+        </w:rPr>
+        <w:t xml:space="preserve">                                2023</w:t>
+      </w:r>
+      <w:r>
+        <w:rPr>
+          <w:rFonts w:ascii="Calibri" w:hAnsi="Calibri" w:cs="Calibri"/>
+          <w:b/>
+          <w:bCs/>
+        </w:rPr>
+        <w:t xml:space="preserve">                                                                                    </w:t>
       </w:r>
     </w:p>
     <w:p>
@@ -1886,13 +1864,7 @@
         <w:rPr>
           <w:rFonts w:ascii="Calibri" w:hAnsi="Calibri" w:cs="Calibri"/>
         </w:rPr>
-        <w:t xml:space="preserve">                                         </w:t>
-      </w:r>
-      <w:r>
-        <w:rPr>
-          <w:rFonts w:ascii="Calibri" w:hAnsi="Calibri" w:cs="Calibri"/>
-        </w:rPr>
-        <w:t xml:space="preserve">                                </w:t>
+        <w:t xml:space="preserve">                                                                         </w:t>
       </w:r>
       <w:r>
         <w:rPr>
@@ -1994,6 +1966,7 @@
           <w:sz w:val="28"/>
           <w:szCs w:val="28"/>
         </w:rPr>
+        <w:lastRenderedPageBreak/>
         <w:t>Publications</w:t>
       </w:r>
     </w:p>
@@ -2102,14 +2075,6 @@
     </w:p>
     <w:p>
       <w:pPr>
-        <w:spacing w:after="0"/>
-        <w:rPr>
-          <w:rFonts w:ascii="Calibri" w:hAnsi="Calibri" w:cs="Calibri"/>
-        </w:rPr>
-      </w:pPr>
-    </w:p>
-    <w:p>
-      <w:pPr>
         <w:rPr>
           <w:rFonts w:ascii="Calibri" w:hAnsi="Calibri" w:cs="Calibri"/>
           <w:b/>
@@ -2126,375 +2091,129 @@
           <w:sz w:val="28"/>
           <w:szCs w:val="28"/>
         </w:rPr>
-        <w:t>Other professional experience</w:t>
-      </w:r>
-    </w:p>
-    <w:p>
-      <w:pPr>
-        <w:spacing w:after="0"/>
-        <w:rPr>
-          <w:rFonts w:ascii="Calibri" w:hAnsi="Calibri" w:cs="Calibri"/>
-        </w:rPr>
-      </w:pPr>
-      <w:r>
-        <w:rPr>
-          <w:rFonts w:ascii="Calibri" w:hAnsi="Calibri" w:cs="Calibri"/>
-          <w:b/>
-          <w:bCs/>
-        </w:rPr>
-        <w:t>Private</w:t>
-      </w:r>
-      <w:r>
-        <w:rPr>
-          <w:rFonts w:ascii="Calibri" w:hAnsi="Calibri" w:cs="Calibri"/>
-          <w:b/>
-          <w:bCs/>
-        </w:rPr>
-        <w:t xml:space="preserve"> Maths Tutor</w:t>
-      </w:r>
-      <w:r>
-        <w:rPr>
-          <w:rFonts w:ascii="Calibri" w:hAnsi="Calibri" w:cs="Calibri"/>
-          <w:b/>
-          <w:bCs/>
-        </w:rPr>
-        <w:t xml:space="preserve">                      </w:t>
-      </w:r>
-      <w:r>
-        <w:rPr>
-          <w:rFonts w:ascii="Calibri" w:hAnsi="Calibri" w:cs="Calibri"/>
-          <w:b/>
-          <w:bCs/>
-        </w:rPr>
-        <w:t xml:space="preserve">                                                                      </w:t>
-      </w:r>
-      <w:r>
-        <w:rPr>
-          <w:rFonts w:ascii="Calibri" w:hAnsi="Calibri" w:cs="Calibri"/>
-          <w:b/>
-          <w:bCs/>
-        </w:rPr>
-        <w:t xml:space="preserve">   </w:t>
-      </w:r>
-      <w:r>
-        <w:rPr>
-          <w:rFonts w:ascii="Calibri" w:hAnsi="Calibri" w:cs="Calibri"/>
-          <w:b/>
-          <w:bCs/>
-        </w:rPr>
-        <w:t xml:space="preserve">                            </w:t>
-      </w:r>
-      <w:r>
-        <w:rPr>
-          <w:rFonts w:ascii="Calibri" w:hAnsi="Calibri" w:cs="Calibri"/>
-        </w:rPr>
-        <w:t xml:space="preserve">2017 </w:t>
-      </w:r>
-      <w:r>
-        <w:rPr>
-          <w:rFonts w:ascii="Calibri" w:hAnsi="Calibri" w:cs="Calibri"/>
-        </w:rPr>
-        <w:t>-</w:t>
-      </w:r>
-      <w:r>
-        <w:rPr>
-          <w:rFonts w:ascii="Calibri" w:hAnsi="Calibri" w:cs="Calibri"/>
-        </w:rPr>
-        <w:t xml:space="preserve"> </w:t>
-      </w:r>
-      <w:r>
-        <w:rPr>
-          <w:rFonts w:ascii="Calibri" w:hAnsi="Calibri" w:cs="Calibri"/>
-        </w:rPr>
-        <w:t>2024</w:t>
-      </w:r>
-      <w:r>
-        <w:rPr>
-          <w:rFonts w:ascii="Calibri" w:hAnsi="Calibri" w:cs="Calibri"/>
-        </w:rPr>
-        <w:t xml:space="preserve"> </w:t>
-      </w:r>
-    </w:p>
-    <w:p>
-      <w:pPr>
-        <w:spacing w:after="0"/>
-        <w:rPr>
-          <w:rFonts w:ascii="Calibri" w:hAnsi="Calibri" w:cs="Calibri"/>
-        </w:rPr>
-      </w:pPr>
-    </w:p>
-    <w:p>
-      <w:pPr>
-        <w:spacing w:after="0"/>
-        <w:rPr>
-          <w:rFonts w:ascii="Calibri" w:hAnsi="Calibri" w:cs="Calibri"/>
-        </w:rPr>
-      </w:pPr>
-      <w:r>
-        <w:rPr>
-          <w:rFonts w:ascii="Calibri" w:hAnsi="Calibri" w:cs="Calibri"/>
-          <w:b/>
-          <w:bCs/>
-        </w:rPr>
-        <w:t>Accounts Payable Clerk</w:t>
-      </w:r>
-      <w:r>
-        <w:rPr>
-          <w:rFonts w:ascii="Calibri" w:hAnsi="Calibri" w:cs="Calibri"/>
-          <w:b/>
-          <w:bCs/>
-        </w:rPr>
-        <w:t xml:space="preserve">, </w:t>
-      </w:r>
-      <w:r>
-        <w:rPr>
-          <w:rFonts w:ascii="Calibri" w:hAnsi="Calibri" w:cs="Calibri"/>
-        </w:rPr>
-        <w:t xml:space="preserve">Care in Finance                                                        </w:t>
-      </w:r>
-      <w:r>
-        <w:rPr>
-          <w:rFonts w:ascii="Calibri" w:hAnsi="Calibri" w:cs="Calibri"/>
-        </w:rPr>
-        <w:t xml:space="preserve">  </w:t>
-      </w:r>
-      <w:r>
-        <w:rPr>
-          <w:rFonts w:ascii="Calibri" w:hAnsi="Calibri" w:cs="Calibri"/>
-        </w:rPr>
-        <w:t xml:space="preserve">                             </w:t>
-      </w:r>
-      <w:r>
-        <w:rPr>
-          <w:rFonts w:ascii="Calibri" w:hAnsi="Calibri" w:cs="Calibri"/>
-        </w:rPr>
-        <w:t xml:space="preserve"> </w:t>
-      </w:r>
-      <w:r>
-        <w:rPr>
-          <w:rFonts w:ascii="Calibri" w:hAnsi="Calibri" w:cs="Calibri"/>
-        </w:rPr>
-        <w:t xml:space="preserve">2018 </w:t>
-      </w:r>
-      <w:r>
-        <w:rPr>
-          <w:rFonts w:ascii="Calibri" w:hAnsi="Calibri" w:cs="Calibri"/>
-        </w:rPr>
-        <w:t>–</w:t>
-      </w:r>
-      <w:r>
-        <w:rPr>
-          <w:rFonts w:ascii="Calibri" w:hAnsi="Calibri" w:cs="Calibri"/>
-        </w:rPr>
-        <w:t>2021</w:t>
-      </w:r>
-    </w:p>
-    <w:p>
-      <w:pPr>
-        <w:spacing w:after="0"/>
-        <w:rPr>
-          <w:rFonts w:ascii="Calibri" w:hAnsi="Calibri" w:cs="Calibri"/>
-        </w:rPr>
-      </w:pPr>
-    </w:p>
-    <w:p>
-      <w:pPr>
-        <w:spacing w:after="0"/>
-        <w:rPr>
-          <w:rFonts w:ascii="Calibri" w:hAnsi="Calibri" w:cs="Calibri"/>
-        </w:rPr>
-      </w:pPr>
-      <w:r>
-        <w:rPr>
-          <w:rFonts w:ascii="Calibri" w:hAnsi="Calibri" w:cs="Calibri"/>
-          <w:b/>
-          <w:bCs/>
-        </w:rPr>
-        <w:t>Accounts Administra</w:t>
-      </w:r>
-      <w:r>
-        <w:rPr>
-          <w:rFonts w:ascii="Calibri" w:hAnsi="Calibri" w:cs="Calibri"/>
-          <w:b/>
-          <w:bCs/>
-        </w:rPr>
-        <w:t>ti</w:t>
-      </w:r>
-      <w:r>
-        <w:rPr>
-          <w:rFonts w:ascii="Calibri" w:hAnsi="Calibri" w:cs="Calibri"/>
-          <w:b/>
-          <w:bCs/>
-        </w:rPr>
-        <w:t>on Assistant</w:t>
-      </w:r>
-      <w:r>
-        <w:rPr>
-          <w:rFonts w:ascii="Calibri" w:hAnsi="Calibri" w:cs="Calibri"/>
-          <w:b/>
-          <w:bCs/>
-        </w:rPr>
-        <w:t xml:space="preserve">, </w:t>
-      </w:r>
-      <w:r>
-        <w:rPr>
-          <w:rFonts w:ascii="Calibri" w:hAnsi="Calibri" w:cs="Calibri"/>
-        </w:rPr>
-        <w:t xml:space="preserve">Care in Finance                                  </w:t>
-      </w:r>
-      <w:r>
-        <w:rPr>
-          <w:rFonts w:ascii="Calibri" w:hAnsi="Calibri" w:cs="Calibri"/>
-        </w:rPr>
-        <w:t xml:space="preserve">  </w:t>
-      </w:r>
-      <w:r>
-        <w:rPr>
-          <w:rFonts w:ascii="Calibri" w:hAnsi="Calibri" w:cs="Calibri"/>
-        </w:rPr>
-        <w:t xml:space="preserve"> </w:t>
-      </w:r>
-      <w:r>
-        <w:rPr>
-          <w:rFonts w:ascii="Calibri" w:hAnsi="Calibri" w:cs="Calibri"/>
-        </w:rPr>
-        <w:t xml:space="preserve">                              </w:t>
-      </w:r>
-      <w:r>
-        <w:rPr>
-          <w:rFonts w:ascii="Calibri" w:hAnsi="Calibri" w:cs="Calibri"/>
-        </w:rPr>
-        <w:t xml:space="preserve">2017 </w:t>
-      </w:r>
-      <w:r>
-        <w:rPr>
-          <w:rFonts w:ascii="Calibri" w:hAnsi="Calibri" w:cs="Calibri"/>
-        </w:rPr>
-        <w:t>-</w:t>
-      </w:r>
-      <w:r>
-        <w:rPr>
-          <w:rFonts w:ascii="Calibri" w:hAnsi="Calibri" w:cs="Calibri"/>
-        </w:rPr>
-        <w:t xml:space="preserve"> 2018 </w:t>
-      </w:r>
-    </w:p>
-    <w:p>
-      <w:pPr>
-        <w:spacing w:after="0"/>
-        <w:rPr>
-          <w:rFonts w:ascii="Calibri" w:hAnsi="Calibri" w:cs="Calibri"/>
-        </w:rPr>
-      </w:pPr>
-    </w:p>
-    <w:p>
-      <w:pPr>
-        <w:spacing w:after="0"/>
-        <w:rPr>
-          <w:rFonts w:ascii="Calibri" w:hAnsi="Calibri" w:cs="Calibri"/>
-        </w:rPr>
-      </w:pPr>
-      <w:r>
-        <w:rPr>
-          <w:rFonts w:ascii="Calibri" w:hAnsi="Calibri" w:cs="Calibri"/>
-          <w:b/>
-          <w:bCs/>
-        </w:rPr>
-        <w:t>Financial Analyst, Execu</w:t>
-      </w:r>
-      <w:r>
-        <w:rPr>
-          <w:rFonts w:ascii="Calibri" w:hAnsi="Calibri" w:cs="Calibri"/>
-          <w:b/>
-          <w:bCs/>
-        </w:rPr>
-        <w:t>ti</w:t>
-      </w:r>
-      <w:r>
-        <w:rPr>
-          <w:rFonts w:ascii="Calibri" w:hAnsi="Calibri" w:cs="Calibri"/>
-          <w:b/>
-          <w:bCs/>
-        </w:rPr>
-        <w:t xml:space="preserve">ve MI &amp; </w:t>
-      </w:r>
-      <w:r>
-        <w:rPr>
-          <w:rFonts w:ascii="Calibri" w:hAnsi="Calibri" w:cs="Calibri"/>
-          <w:b/>
-          <w:bCs/>
-        </w:rPr>
-        <w:t>Repo</w:t>
-      </w:r>
-      <w:r>
-        <w:rPr>
-          <w:rFonts w:ascii="Calibri" w:hAnsi="Calibri" w:cs="Calibri"/>
-          <w:b/>
-          <w:bCs/>
-        </w:rPr>
-        <w:t>rti</w:t>
-      </w:r>
-      <w:r>
-        <w:rPr>
-          <w:rFonts w:ascii="Calibri" w:hAnsi="Calibri" w:cs="Calibri"/>
-          <w:b/>
-          <w:bCs/>
-        </w:rPr>
-        <w:t>ng,</w:t>
-      </w:r>
-      <w:r>
-        <w:rPr>
-          <w:rFonts w:ascii="Calibri" w:hAnsi="Calibri" w:cs="Calibri"/>
-          <w:b/>
-          <w:bCs/>
-        </w:rPr>
-        <w:t xml:space="preserve"> </w:t>
-      </w:r>
-      <w:r>
-        <w:rPr>
-          <w:rFonts w:ascii="Calibri" w:hAnsi="Calibri" w:cs="Calibri"/>
-        </w:rPr>
-        <w:t>Lloyds Banking Group</w:t>
-      </w:r>
-      <w:r>
-        <w:rPr>
-          <w:rFonts w:ascii="Calibri" w:hAnsi="Calibri" w:cs="Calibri"/>
-          <w:b/>
-          <w:bCs/>
-        </w:rPr>
-        <w:t xml:space="preserve"> </w:t>
-      </w:r>
-      <w:r>
-        <w:rPr>
-          <w:rFonts w:ascii="Calibri" w:hAnsi="Calibri" w:cs="Calibri"/>
-          <w:b/>
-          <w:bCs/>
-        </w:rPr>
-        <w:t xml:space="preserve">      </w:t>
-      </w:r>
-      <w:r>
-        <w:rPr>
-          <w:rFonts w:ascii="Calibri" w:hAnsi="Calibri" w:cs="Calibri"/>
-        </w:rPr>
-        <w:t xml:space="preserve">                                       </w:t>
-      </w:r>
-      <w:r>
-        <w:rPr>
-          <w:rFonts w:ascii="Calibri" w:hAnsi="Calibri" w:cs="Calibri"/>
-        </w:rPr>
-        <w:t xml:space="preserve"> </w:t>
-      </w:r>
-      <w:r>
-        <w:rPr>
-          <w:rFonts w:ascii="Calibri" w:hAnsi="Calibri" w:cs="Calibri"/>
-        </w:rPr>
-        <w:t xml:space="preserve">    </w:t>
-      </w:r>
-      <w:r>
-        <w:rPr>
-          <w:rFonts w:ascii="Calibri" w:hAnsi="Calibri" w:cs="Calibri"/>
-        </w:rPr>
-        <w:t>2015</w:t>
+        <w:t>Relevant training</w:t>
+      </w:r>
+    </w:p>
+    <w:p>
+      <w:pPr>
+        <w:spacing w:after="0"/>
+        <w:rPr>
+          <w:rFonts w:ascii="Calibri" w:hAnsi="Calibri" w:cs="Calibri"/>
+          <w:b/>
+          <w:bCs/>
+        </w:rPr>
+      </w:pPr>
+      <w:r>
+        <w:rPr>
+          <w:rFonts w:ascii="Calibri" w:hAnsi="Calibri" w:cs="Calibri"/>
+          <w:b/>
+          <w:bCs/>
+        </w:rPr>
+        <w:t>Data Assimilation</w:t>
+      </w:r>
+      <w:r>
+        <w:rPr>
+          <w:rFonts w:ascii="Calibri" w:hAnsi="Calibri" w:cs="Calibri"/>
+          <w:b/>
+          <w:bCs/>
+        </w:rPr>
+        <w:t xml:space="preserve"> Training courses</w:t>
+      </w:r>
+    </w:p>
+    <w:p>
+      <w:pPr>
+        <w:spacing w:after="0"/>
+        <w:rPr>
+          <w:rFonts w:ascii="Calibri" w:hAnsi="Calibri" w:cs="Calibri"/>
+        </w:rPr>
+      </w:pPr>
+      <w:r>
+        <w:rPr>
+          <w:rFonts w:ascii="Calibri" w:hAnsi="Calibri" w:cs="Calibri"/>
+        </w:rPr>
+        <w:t>ECMWF Data Assimilation course</w:t>
+      </w:r>
+      <w:r>
+        <w:rPr>
+          <w:rFonts w:ascii="Calibri" w:hAnsi="Calibri" w:cs="Calibri"/>
+        </w:rPr>
+        <w:t xml:space="preserve">                                                                                                                 2</w:t>
+      </w:r>
+      <w:r>
+        <w:rPr>
+          <w:rFonts w:ascii="Calibri" w:hAnsi="Calibri" w:cs="Calibri"/>
+        </w:rPr>
+        <w:t>023</w:t>
+      </w:r>
+    </w:p>
+    <w:p>
+      <w:pPr>
+        <w:spacing w:after="0"/>
+        <w:rPr>
+          <w:rFonts w:ascii="Calibri" w:hAnsi="Calibri" w:cs="Calibri"/>
+        </w:rPr>
+      </w:pPr>
+      <w:r>
+        <w:rPr>
+          <w:rFonts w:ascii="Calibri" w:hAnsi="Calibri" w:cs="Calibri"/>
+        </w:rPr>
+        <w:t>Dare to discover DA, N</w:t>
+      </w:r>
+      <w:r>
+        <w:rPr>
+          <w:rFonts w:ascii="Calibri" w:hAnsi="Calibri" w:cs="Calibri"/>
+        </w:rPr>
+        <w:t>ational Centre for Earth Observation</w:t>
+      </w:r>
+      <w:r>
+        <w:rPr>
+          <w:rFonts w:ascii="Calibri" w:hAnsi="Calibri" w:cs="Calibri"/>
+        </w:rPr>
+        <w:t xml:space="preserve"> MOOC</w:t>
+      </w:r>
+      <w:r>
+        <w:rPr>
+          <w:rFonts w:ascii="Calibri" w:hAnsi="Calibri" w:cs="Calibri"/>
+        </w:rPr>
+        <w:t xml:space="preserve">                                                      2022                                                                                                 </w:t>
+      </w:r>
+    </w:p>
+    <w:p>
+      <w:pPr>
+        <w:spacing w:after="0"/>
+        <w:rPr>
+          <w:rFonts w:ascii="Calibri" w:hAnsi="Calibri" w:cs="Calibri"/>
+        </w:rPr>
+      </w:pPr>
+      <w:r>
+        <w:rPr>
+          <w:rFonts w:ascii="Calibri" w:hAnsi="Calibri" w:cs="Calibri"/>
+        </w:rPr>
+        <w:t xml:space="preserve">Data Assimilation Course, </w:t>
+      </w:r>
+      <w:r>
+        <w:rPr>
+          <w:rFonts w:ascii="Calibri" w:hAnsi="Calibri" w:cs="Calibri"/>
+        </w:rPr>
+        <w:t xml:space="preserve">University of Reading and </w:t>
+      </w:r>
+      <w:r>
+        <w:rPr>
+          <w:rFonts w:ascii="Calibri" w:hAnsi="Calibri" w:cs="Calibri"/>
+        </w:rPr>
+        <w:t>N</w:t>
+      </w:r>
+      <w:r>
+        <w:rPr>
+          <w:rFonts w:ascii="Calibri" w:hAnsi="Calibri" w:cs="Calibri"/>
+        </w:rPr>
+        <w:t xml:space="preserve">ational Centre for Earth Observation           </w:t>
+      </w:r>
+      <w:r>
+        <w:rPr>
+          <w:rFonts w:ascii="Calibri" w:hAnsi="Calibri" w:cs="Calibri"/>
+        </w:rPr>
+        <w:t>2022</w:t>
       </w:r>
     </w:p>
     <w:p>
@@ -2511,6 +2230,260 @@
     </w:p>
     <w:p>
       <w:pPr>
+        <w:spacing w:after="0"/>
+        <w:rPr>
+          <w:rFonts w:ascii="Calibri" w:hAnsi="Calibri" w:cs="Calibri"/>
+          <w:b/>
+          <w:bCs/>
+        </w:rPr>
+      </w:pPr>
+      <w:r>
+        <w:rPr>
+          <w:rFonts w:ascii="Calibri" w:hAnsi="Calibri" w:cs="Calibri"/>
+          <w:b/>
+          <w:bCs/>
+        </w:rPr>
+        <w:t>National Centre for Earth Observation Early Careers Researcher’s Forum</w:t>
+      </w:r>
+    </w:p>
+    <w:p>
+      <w:pPr>
+        <w:spacing w:after="0"/>
+        <w:rPr>
+          <w:rFonts w:ascii="Calibri" w:hAnsi="Calibri" w:cs="Calibri"/>
+        </w:rPr>
+      </w:pPr>
+      <w:r>
+        <w:rPr>
+          <w:rFonts w:ascii="Calibri" w:hAnsi="Calibri" w:cs="Calibri"/>
+        </w:rPr>
+        <w:t xml:space="preserve">Data </w:t>
+      </w:r>
+      <w:r>
+        <w:rPr>
+          <w:rFonts w:ascii="Calibri" w:hAnsi="Calibri" w:cs="Calibri"/>
+        </w:rPr>
+        <w:t>V</w:t>
+      </w:r>
+      <w:r>
+        <w:rPr>
+          <w:rFonts w:ascii="Calibri" w:hAnsi="Calibri" w:cs="Calibri"/>
+        </w:rPr>
+        <w:t>isualisation</w:t>
+      </w:r>
+      <w:r>
+        <w:rPr>
+          <w:rFonts w:ascii="Calibri" w:hAnsi="Calibri" w:cs="Calibri"/>
+        </w:rPr>
+        <w:t xml:space="preserve">                                                                                                                                            2024</w:t>
+      </w:r>
+    </w:p>
+    <w:p>
+      <w:pPr>
+        <w:spacing w:after="0"/>
+        <w:rPr>
+          <w:rFonts w:ascii="Calibri" w:hAnsi="Calibri" w:cs="Calibri"/>
+        </w:rPr>
+      </w:pPr>
+      <w:r>
+        <w:rPr>
+          <w:rFonts w:ascii="Calibri" w:hAnsi="Calibri" w:cs="Calibri"/>
+        </w:rPr>
+        <w:t>Impact in E</w:t>
+      </w:r>
+      <w:r>
+        <w:rPr>
+          <w:rFonts w:ascii="Calibri" w:hAnsi="Calibri" w:cs="Calibri"/>
+        </w:rPr>
+        <w:t xml:space="preserve">arth </w:t>
+      </w:r>
+      <w:r>
+        <w:rPr>
+          <w:rFonts w:ascii="Calibri" w:hAnsi="Calibri" w:cs="Calibri"/>
+        </w:rPr>
+        <w:t>O</w:t>
+      </w:r>
+      <w:r>
+        <w:rPr>
+          <w:rFonts w:ascii="Calibri" w:hAnsi="Calibri" w:cs="Calibri"/>
+        </w:rPr>
+        <w:t xml:space="preserve">bservation                                                                                                                         </w:t>
+      </w:r>
+      <w:r>
+        <w:rPr>
+          <w:rFonts w:ascii="Calibri" w:hAnsi="Calibri" w:cs="Calibri"/>
+        </w:rPr>
+        <w:t xml:space="preserve"> 2023</w:t>
+      </w:r>
+    </w:p>
+    <w:p>
+      <w:pPr>
+        <w:spacing w:after="0"/>
+        <w:rPr>
+          <w:rFonts w:ascii="Calibri" w:hAnsi="Calibri" w:cs="Calibri"/>
+        </w:rPr>
+      </w:pPr>
+      <w:r>
+        <w:rPr>
+          <w:rFonts w:ascii="Calibri" w:hAnsi="Calibri" w:cs="Calibri"/>
+        </w:rPr>
+        <w:t>The use of A</w:t>
+      </w:r>
+      <w:r>
+        <w:rPr>
+          <w:rFonts w:ascii="Calibri" w:hAnsi="Calibri" w:cs="Calibri"/>
+        </w:rPr>
+        <w:t xml:space="preserve">rtificial </w:t>
+      </w:r>
+      <w:r>
+        <w:rPr>
+          <w:rFonts w:ascii="Calibri" w:hAnsi="Calibri" w:cs="Calibri"/>
+        </w:rPr>
+        <w:t>I</w:t>
+      </w:r>
+      <w:r>
+        <w:rPr>
+          <w:rFonts w:ascii="Calibri" w:hAnsi="Calibri" w:cs="Calibri"/>
+        </w:rPr>
+        <w:t>ntelligence</w:t>
+      </w:r>
+      <w:r>
+        <w:rPr>
+          <w:rFonts w:ascii="Calibri" w:hAnsi="Calibri" w:cs="Calibri"/>
+        </w:rPr>
+        <w:t xml:space="preserve"> and M</w:t>
+      </w:r>
+      <w:r>
+        <w:rPr>
+          <w:rFonts w:ascii="Calibri" w:hAnsi="Calibri" w:cs="Calibri"/>
+        </w:rPr>
+        <w:t xml:space="preserve">achine </w:t>
+      </w:r>
+      <w:r>
+        <w:rPr>
+          <w:rFonts w:ascii="Calibri" w:hAnsi="Calibri" w:cs="Calibri"/>
+        </w:rPr>
+        <w:t>L</w:t>
+      </w:r>
+      <w:r>
+        <w:rPr>
+          <w:rFonts w:ascii="Calibri" w:hAnsi="Calibri" w:cs="Calibri"/>
+        </w:rPr>
+        <w:t>earning</w:t>
+      </w:r>
+      <w:r>
+        <w:rPr>
+          <w:rFonts w:ascii="Calibri" w:hAnsi="Calibri" w:cs="Calibri"/>
+        </w:rPr>
+        <w:t xml:space="preserve"> in E</w:t>
+      </w:r>
+      <w:r>
+        <w:rPr>
+          <w:rFonts w:ascii="Calibri" w:hAnsi="Calibri" w:cs="Calibri"/>
+        </w:rPr>
+        <w:t xml:space="preserve">arth </w:t>
+      </w:r>
+      <w:r>
+        <w:rPr>
+          <w:rFonts w:ascii="Calibri" w:hAnsi="Calibri" w:cs="Calibri"/>
+        </w:rPr>
+        <w:t>O</w:t>
+      </w:r>
+      <w:r>
+        <w:rPr>
+          <w:rFonts w:ascii="Calibri" w:hAnsi="Calibri" w:cs="Calibri"/>
+        </w:rPr>
+        <w:t xml:space="preserve">bservation                                    </w:t>
+      </w:r>
+      <w:r>
+        <w:rPr>
+          <w:rFonts w:ascii="Calibri" w:hAnsi="Calibri" w:cs="Calibri"/>
+        </w:rPr>
+        <w:t xml:space="preserve"> 2022</w:t>
+      </w:r>
+    </w:p>
+    <w:p>
+      <w:pPr>
+        <w:spacing w:after="0"/>
+        <w:rPr>
+          <w:rFonts w:ascii="Calibri" w:hAnsi="Calibri" w:cs="Calibri"/>
+          <w:b/>
+          <w:bCs/>
+        </w:rPr>
+      </w:pPr>
+    </w:p>
+    <w:p>
+      <w:pPr>
+        <w:spacing w:after="0"/>
+        <w:rPr>
+          <w:rFonts w:ascii="Calibri" w:hAnsi="Calibri" w:cs="Calibri"/>
+          <w:b/>
+          <w:bCs/>
+        </w:rPr>
+      </w:pPr>
+      <w:r>
+        <w:rPr>
+          <w:rFonts w:ascii="Calibri" w:hAnsi="Calibri" w:cs="Calibri"/>
+          <w:b/>
+          <w:bCs/>
+        </w:rPr>
+        <w:t>Scientific computing courses</w:t>
+      </w:r>
+    </w:p>
+    <w:p>
+      <w:pPr>
+        <w:spacing w:after="0"/>
+        <w:rPr>
+          <w:rFonts w:ascii="Calibri" w:hAnsi="Calibri" w:cs="Calibri"/>
+        </w:rPr>
+      </w:pPr>
+      <w:r>
+        <w:rPr>
+          <w:rFonts w:ascii="Calibri" w:hAnsi="Calibri" w:cs="Calibri"/>
+        </w:rPr>
+        <w:t>I</w:t>
+      </w:r>
+      <w:r>
+        <w:rPr>
+          <w:rFonts w:ascii="Calibri" w:hAnsi="Calibri" w:cs="Calibri"/>
+        </w:rPr>
+        <w:t>ntroduction to Scientific Computing, Programming Design and Testing, Software Development</w:t>
+      </w:r>
+      <w:r>
+        <w:rPr>
+          <w:rFonts w:ascii="Calibri" w:hAnsi="Calibri" w:cs="Calibri"/>
+        </w:rPr>
+        <w:t xml:space="preserve">, </w:t>
+      </w:r>
+      <w:r>
+        <w:rPr>
+          <w:rFonts w:ascii="Calibri" w:hAnsi="Calibri" w:cs="Calibri"/>
+        </w:rPr>
+        <w:t>University of Reading</w:t>
+      </w:r>
+      <w:r>
+        <w:rPr>
+          <w:rFonts w:ascii="Calibri" w:hAnsi="Calibri" w:cs="Calibri"/>
+        </w:rPr>
+        <w:t xml:space="preserve">                                                                                                                                      2022</w:t>
+      </w:r>
+    </w:p>
+    <w:p>
+      <w:pPr>
+        <w:spacing w:after="0"/>
+        <w:rPr>
+          <w:rFonts w:ascii="Calibri" w:hAnsi="Calibri" w:cs="Calibri"/>
+        </w:rPr>
+      </w:pPr>
+      <w:r>
+        <w:rPr>
+          <w:rFonts w:ascii="Calibri" w:hAnsi="Calibri" w:cs="Calibri"/>
+        </w:rPr>
+        <w:t xml:space="preserve">                                                                                                                    </w:t>
+      </w:r>
+    </w:p>
+    <w:p>
+      <w:pPr>
         <w:rPr>
           <w:rFonts w:ascii="Calibri" w:hAnsi="Calibri" w:cs="Calibri"/>
           <w:b/>
@@ -2527,6 +2500,407 @@
           <w:sz w:val="28"/>
           <w:szCs w:val="28"/>
         </w:rPr>
+        <w:t>Other professional experience</w:t>
+      </w:r>
+    </w:p>
+    <w:p>
+      <w:pPr>
+        <w:spacing w:after="0"/>
+        <w:rPr>
+          <w:rFonts w:ascii="Calibri" w:hAnsi="Calibri" w:cs="Calibri"/>
+        </w:rPr>
+      </w:pPr>
+      <w:r>
+        <w:rPr>
+          <w:rFonts w:ascii="Calibri" w:hAnsi="Calibri" w:cs="Calibri"/>
+          <w:b/>
+          <w:bCs/>
+        </w:rPr>
+        <w:t>Private</w:t>
+      </w:r>
+      <w:r>
+        <w:rPr>
+          <w:rFonts w:ascii="Calibri" w:hAnsi="Calibri" w:cs="Calibri"/>
+          <w:b/>
+          <w:bCs/>
+        </w:rPr>
+        <w:t xml:space="preserve"> Maths Tutor</w:t>
+      </w:r>
+      <w:r>
+        <w:rPr>
+          <w:rFonts w:ascii="Calibri" w:hAnsi="Calibri" w:cs="Calibri"/>
+          <w:b/>
+          <w:bCs/>
+        </w:rPr>
+        <w:t xml:space="preserve">                      </w:t>
+      </w:r>
+      <w:r>
+        <w:rPr>
+          <w:rFonts w:ascii="Calibri" w:hAnsi="Calibri" w:cs="Calibri"/>
+          <w:b/>
+          <w:bCs/>
+        </w:rPr>
+        <w:t xml:space="preserve">                                                                      </w:t>
+      </w:r>
+      <w:r>
+        <w:rPr>
+          <w:rFonts w:ascii="Calibri" w:hAnsi="Calibri" w:cs="Calibri"/>
+          <w:b/>
+          <w:bCs/>
+        </w:rPr>
+        <w:t xml:space="preserve">   </w:t>
+      </w:r>
+      <w:r>
+        <w:rPr>
+          <w:rFonts w:ascii="Calibri" w:hAnsi="Calibri" w:cs="Calibri"/>
+          <w:b/>
+          <w:bCs/>
+        </w:rPr>
+        <w:t xml:space="preserve">                            </w:t>
+      </w:r>
+      <w:r>
+        <w:rPr>
+          <w:rFonts w:ascii="Calibri" w:hAnsi="Calibri" w:cs="Calibri"/>
+        </w:rPr>
+        <w:t xml:space="preserve">2017 </w:t>
+      </w:r>
+      <w:r>
+        <w:rPr>
+          <w:rFonts w:ascii="Calibri" w:hAnsi="Calibri" w:cs="Calibri"/>
+        </w:rPr>
+        <w:t>-</w:t>
+      </w:r>
+      <w:r>
+        <w:rPr>
+          <w:rFonts w:ascii="Calibri" w:hAnsi="Calibri" w:cs="Calibri"/>
+        </w:rPr>
+        <w:t xml:space="preserve"> </w:t>
+      </w:r>
+      <w:r>
+        <w:rPr>
+          <w:rFonts w:ascii="Calibri" w:hAnsi="Calibri" w:cs="Calibri"/>
+        </w:rPr>
+        <w:t>2024</w:t>
+      </w:r>
+      <w:r>
+        <w:rPr>
+          <w:rFonts w:ascii="Calibri" w:hAnsi="Calibri" w:cs="Calibri"/>
+        </w:rPr>
+        <w:t xml:space="preserve"> </w:t>
+      </w:r>
+    </w:p>
+    <w:p>
+      <w:pPr>
+        <w:spacing w:after="0"/>
+        <w:rPr>
+          <w:rFonts w:ascii="Calibri" w:hAnsi="Calibri" w:cs="Calibri"/>
+        </w:rPr>
+      </w:pPr>
+    </w:p>
+    <w:p>
+      <w:pPr>
+        <w:spacing w:after="0"/>
+        <w:rPr>
+          <w:rFonts w:ascii="Calibri" w:hAnsi="Calibri" w:cs="Calibri"/>
+        </w:rPr>
+      </w:pPr>
+      <w:r>
+        <w:rPr>
+          <w:rFonts w:ascii="Calibri" w:hAnsi="Calibri" w:cs="Calibri"/>
+          <w:b/>
+          <w:bCs/>
+        </w:rPr>
+        <w:t>Accounts Payable Clerk</w:t>
+      </w:r>
+      <w:r>
+        <w:rPr>
+          <w:rFonts w:ascii="Calibri" w:hAnsi="Calibri" w:cs="Calibri"/>
+          <w:b/>
+          <w:bCs/>
+        </w:rPr>
+        <w:t xml:space="preserve">, </w:t>
+      </w:r>
+      <w:r>
+        <w:rPr>
+          <w:rFonts w:ascii="Calibri" w:hAnsi="Calibri" w:cs="Calibri"/>
+        </w:rPr>
+        <w:t xml:space="preserve">Care in Finance                                                        </w:t>
+      </w:r>
+      <w:r>
+        <w:rPr>
+          <w:rFonts w:ascii="Calibri" w:hAnsi="Calibri" w:cs="Calibri"/>
+        </w:rPr>
+        <w:t xml:space="preserve">  </w:t>
+      </w:r>
+      <w:r>
+        <w:rPr>
+          <w:rFonts w:ascii="Calibri" w:hAnsi="Calibri" w:cs="Calibri"/>
+        </w:rPr>
+        <w:t xml:space="preserve">                             </w:t>
+      </w:r>
+      <w:r>
+        <w:rPr>
+          <w:rFonts w:ascii="Calibri" w:hAnsi="Calibri" w:cs="Calibri"/>
+        </w:rPr>
+        <w:t xml:space="preserve"> </w:t>
+      </w:r>
+      <w:r>
+        <w:rPr>
+          <w:rFonts w:ascii="Calibri" w:hAnsi="Calibri" w:cs="Calibri"/>
+        </w:rPr>
+        <w:t xml:space="preserve">2018 </w:t>
+      </w:r>
+      <w:r>
+        <w:rPr>
+          <w:rFonts w:ascii="Calibri" w:hAnsi="Calibri" w:cs="Calibri"/>
+        </w:rPr>
+        <w:t>–</w:t>
+      </w:r>
+      <w:r>
+        <w:rPr>
+          <w:rFonts w:ascii="Calibri" w:hAnsi="Calibri" w:cs="Calibri"/>
+        </w:rPr>
+        <w:t>2021</w:t>
+      </w:r>
+    </w:p>
+    <w:p>
+      <w:pPr>
+        <w:spacing w:after="0"/>
+        <w:rPr>
+          <w:rFonts w:ascii="Calibri" w:hAnsi="Calibri" w:cs="Calibri"/>
+        </w:rPr>
+      </w:pPr>
+    </w:p>
+    <w:p>
+      <w:pPr>
+        <w:spacing w:after="0"/>
+        <w:rPr>
+          <w:rFonts w:ascii="Calibri" w:hAnsi="Calibri" w:cs="Calibri"/>
+        </w:rPr>
+      </w:pPr>
+      <w:r>
+        <w:rPr>
+          <w:rFonts w:ascii="Calibri" w:hAnsi="Calibri" w:cs="Calibri"/>
+          <w:b/>
+          <w:bCs/>
+        </w:rPr>
+        <w:t>Accounts Administra</w:t>
+      </w:r>
+      <w:r>
+        <w:rPr>
+          <w:rFonts w:ascii="Calibri" w:hAnsi="Calibri" w:cs="Calibri"/>
+          <w:b/>
+          <w:bCs/>
+        </w:rPr>
+        <w:t>ti</w:t>
+      </w:r>
+      <w:r>
+        <w:rPr>
+          <w:rFonts w:ascii="Calibri" w:hAnsi="Calibri" w:cs="Calibri"/>
+          <w:b/>
+          <w:bCs/>
+        </w:rPr>
+        <w:t>on Assistant</w:t>
+      </w:r>
+      <w:r>
+        <w:rPr>
+          <w:rFonts w:ascii="Calibri" w:hAnsi="Calibri" w:cs="Calibri"/>
+          <w:b/>
+          <w:bCs/>
+        </w:rPr>
+        <w:t xml:space="preserve">, </w:t>
+      </w:r>
+      <w:r>
+        <w:rPr>
+          <w:rFonts w:ascii="Calibri" w:hAnsi="Calibri" w:cs="Calibri"/>
+        </w:rPr>
+        <w:t xml:space="preserve">Care in Finance                                  </w:t>
+      </w:r>
+      <w:r>
+        <w:rPr>
+          <w:rFonts w:ascii="Calibri" w:hAnsi="Calibri" w:cs="Calibri"/>
+        </w:rPr>
+        <w:t xml:space="preserve">  </w:t>
+      </w:r>
+      <w:r>
+        <w:rPr>
+          <w:rFonts w:ascii="Calibri" w:hAnsi="Calibri" w:cs="Calibri"/>
+        </w:rPr>
+        <w:t xml:space="preserve"> </w:t>
+      </w:r>
+      <w:r>
+        <w:rPr>
+          <w:rFonts w:ascii="Calibri" w:hAnsi="Calibri" w:cs="Calibri"/>
+        </w:rPr>
+        <w:t xml:space="preserve">                              </w:t>
+      </w:r>
+      <w:r>
+        <w:rPr>
+          <w:rFonts w:ascii="Calibri" w:hAnsi="Calibri" w:cs="Calibri"/>
+        </w:rPr>
+        <w:t xml:space="preserve">2017 </w:t>
+      </w:r>
+      <w:r>
+        <w:rPr>
+          <w:rFonts w:ascii="Calibri" w:hAnsi="Calibri" w:cs="Calibri"/>
+        </w:rPr>
+        <w:t>-</w:t>
+      </w:r>
+      <w:r>
+        <w:rPr>
+          <w:rFonts w:ascii="Calibri" w:hAnsi="Calibri" w:cs="Calibri"/>
+        </w:rPr>
+        <w:t xml:space="preserve"> 2018 </w:t>
+      </w:r>
+    </w:p>
+    <w:p>
+      <w:pPr>
+        <w:spacing w:after="0"/>
+        <w:rPr>
+          <w:rFonts w:ascii="Calibri" w:hAnsi="Calibri" w:cs="Calibri"/>
+        </w:rPr>
+      </w:pPr>
+    </w:p>
+    <w:p>
+      <w:pPr>
+        <w:spacing w:after="0"/>
+        <w:rPr>
+          <w:rFonts w:ascii="Calibri" w:hAnsi="Calibri" w:cs="Calibri"/>
+        </w:rPr>
+      </w:pPr>
+      <w:r>
+        <w:rPr>
+          <w:rFonts w:ascii="Calibri" w:hAnsi="Calibri" w:cs="Calibri"/>
+          <w:b/>
+          <w:bCs/>
+        </w:rPr>
+        <w:t>Financial Analyst, Execu</w:t>
+      </w:r>
+      <w:r>
+        <w:rPr>
+          <w:rFonts w:ascii="Calibri" w:hAnsi="Calibri" w:cs="Calibri"/>
+          <w:b/>
+          <w:bCs/>
+        </w:rPr>
+        <w:t>ti</w:t>
+      </w:r>
+      <w:r>
+        <w:rPr>
+          <w:rFonts w:ascii="Calibri" w:hAnsi="Calibri" w:cs="Calibri"/>
+          <w:b/>
+          <w:bCs/>
+        </w:rPr>
+        <w:t xml:space="preserve">ve MI &amp; </w:t>
+      </w:r>
+      <w:r>
+        <w:rPr>
+          <w:rFonts w:ascii="Calibri" w:hAnsi="Calibri" w:cs="Calibri"/>
+          <w:b/>
+          <w:bCs/>
+        </w:rPr>
+        <w:t>Repo</w:t>
+      </w:r>
+      <w:r>
+        <w:rPr>
+          <w:rFonts w:ascii="Calibri" w:hAnsi="Calibri" w:cs="Calibri"/>
+          <w:b/>
+          <w:bCs/>
+        </w:rPr>
+        <w:t>rti</w:t>
+      </w:r>
+      <w:r>
+        <w:rPr>
+          <w:rFonts w:ascii="Calibri" w:hAnsi="Calibri" w:cs="Calibri"/>
+          <w:b/>
+          <w:bCs/>
+        </w:rPr>
+        <w:t>ng,</w:t>
+      </w:r>
+      <w:r>
+        <w:rPr>
+          <w:rFonts w:ascii="Calibri" w:hAnsi="Calibri" w:cs="Calibri"/>
+          <w:b/>
+          <w:bCs/>
+        </w:rPr>
+        <w:t xml:space="preserve"> </w:t>
+      </w:r>
+      <w:r>
+        <w:rPr>
+          <w:rFonts w:ascii="Calibri" w:hAnsi="Calibri" w:cs="Calibri"/>
+        </w:rPr>
+        <w:t>Lloyds Banking Group</w:t>
+      </w:r>
+      <w:r>
+        <w:rPr>
+          <w:rFonts w:ascii="Calibri" w:hAnsi="Calibri" w:cs="Calibri"/>
+          <w:b/>
+          <w:bCs/>
+        </w:rPr>
+        <w:t xml:space="preserve"> </w:t>
+      </w:r>
+      <w:r>
+        <w:rPr>
+          <w:rFonts w:ascii="Calibri" w:hAnsi="Calibri" w:cs="Calibri"/>
+          <w:b/>
+          <w:bCs/>
+        </w:rPr>
+        <w:t xml:space="preserve">      </w:t>
+      </w:r>
+      <w:r>
+        <w:rPr>
+          <w:rFonts w:ascii="Calibri" w:hAnsi="Calibri" w:cs="Calibri"/>
+        </w:rPr>
+        <w:t xml:space="preserve">                                       </w:t>
+      </w:r>
+      <w:r>
+        <w:rPr>
+          <w:rFonts w:ascii="Calibri" w:hAnsi="Calibri" w:cs="Calibri"/>
+        </w:rPr>
+        <w:t xml:space="preserve"> </w:t>
+      </w:r>
+      <w:r>
+        <w:rPr>
+          <w:rFonts w:ascii="Calibri" w:hAnsi="Calibri" w:cs="Calibri"/>
+        </w:rPr>
+        <w:t xml:space="preserve">    </w:t>
+      </w:r>
+      <w:r>
+        <w:rPr>
+          <w:rFonts w:ascii="Calibri" w:hAnsi="Calibri" w:cs="Calibri"/>
+        </w:rPr>
+        <w:t>2015</w:t>
+      </w:r>
+    </w:p>
+    <w:p>
+      <w:pPr>
+        <w:spacing w:after="0"/>
+        <w:rPr>
+          <w:rFonts w:ascii="Calibri" w:hAnsi="Calibri" w:cs="Calibri"/>
+          <w:b/>
+          <w:bCs/>
+          <w:sz w:val="28"/>
+          <w:szCs w:val="28"/>
+        </w:rPr>
+      </w:pPr>
+    </w:p>
+    <w:p>
+      <w:pPr>
+        <w:rPr>
+          <w:rFonts w:ascii="Calibri" w:hAnsi="Calibri" w:cs="Calibri"/>
+          <w:b/>
+          <w:bCs/>
+          <w:sz w:val="28"/>
+          <w:szCs w:val="28"/>
+        </w:rPr>
+      </w:pPr>
+      <w:r>
+        <w:rPr>
+          <w:rFonts w:ascii="Calibri" w:hAnsi="Calibri" w:cs="Calibri"/>
+          <w:b/>
+          <w:bCs/>
+          <w:sz w:val="28"/>
+          <w:szCs w:val="28"/>
+        </w:rPr>
         <w:t>Outreach</w:t>
       </w:r>
     </w:p>
@@ -2837,463 +3211,6 @@
           <w:szCs w:val="36"/>
         </w:rPr>
         <w:tab/>
-      </w:r>
-    </w:p>
-    <w:p>
-      <w:pPr>
-        <w:rPr>
-          <w:rFonts w:ascii="Calibri" w:hAnsi="Calibri" w:cs="Calibri"/>
-          <w:b/>
-          <w:bCs/>
-          <w:sz w:val="28"/>
-          <w:szCs w:val="28"/>
-        </w:rPr>
-      </w:pPr>
-      <w:r>
-        <w:rPr>
-          <w:rFonts w:ascii="Calibri" w:hAnsi="Calibri" w:cs="Calibri"/>
-          <w:b/>
-          <w:bCs/>
-          <w:sz w:val="28"/>
-          <w:szCs w:val="28"/>
-        </w:rPr>
-        <w:t>Relevant training</w:t>
-      </w:r>
-    </w:p>
-    <w:p>
-      <w:pPr>
-        <w:spacing w:after="0"/>
-        <w:rPr>
-          <w:rFonts w:ascii="Calibri" w:hAnsi="Calibri" w:cs="Calibri"/>
-          <w:b/>
-          <w:bCs/>
-        </w:rPr>
-      </w:pPr>
-      <w:r>
-        <w:rPr>
-          <w:rFonts w:ascii="Calibri" w:hAnsi="Calibri" w:cs="Calibri"/>
-          <w:b/>
-          <w:bCs/>
-        </w:rPr>
-        <w:t>Data</w:t>
-      </w:r>
-      <w:r>
-        <w:rPr>
-          <w:rFonts w:ascii="Calibri" w:hAnsi="Calibri" w:cs="Calibri"/>
-          <w:b/>
-          <w:bCs/>
-        </w:rPr>
-        <w:t xml:space="preserve"> Assimilation</w:t>
-      </w:r>
-      <w:r>
-        <w:rPr>
-          <w:rFonts w:ascii="Calibri" w:hAnsi="Calibri" w:cs="Calibri"/>
-          <w:b/>
-          <w:bCs/>
-        </w:rPr>
-        <w:t xml:space="preserve"> Training courses</w:t>
-      </w:r>
-    </w:p>
-    <w:p>
-      <w:pPr>
-        <w:spacing w:after="0"/>
-        <w:rPr>
-          <w:rFonts w:ascii="Calibri" w:hAnsi="Calibri" w:cs="Calibri"/>
-        </w:rPr>
-      </w:pPr>
-      <w:r>
-        <w:rPr>
-          <w:rFonts w:ascii="Calibri" w:hAnsi="Calibri" w:cs="Calibri"/>
-        </w:rPr>
-        <w:t>ECMWF Data Assimilation course</w:t>
-      </w:r>
-      <w:r>
-        <w:rPr>
-          <w:rFonts w:ascii="Calibri" w:hAnsi="Calibri" w:cs="Calibri"/>
-        </w:rPr>
-        <w:t xml:space="preserve">                                                                                                                 2</w:t>
-      </w:r>
-      <w:r>
-        <w:rPr>
-          <w:rFonts w:ascii="Calibri" w:hAnsi="Calibri" w:cs="Calibri"/>
-        </w:rPr>
-        <w:t>023</w:t>
-      </w:r>
-    </w:p>
-    <w:p>
-      <w:pPr>
-        <w:spacing w:after="0"/>
-        <w:rPr>
-          <w:rFonts w:ascii="Calibri" w:hAnsi="Calibri" w:cs="Calibri"/>
-        </w:rPr>
-      </w:pPr>
-      <w:r>
-        <w:rPr>
-          <w:rFonts w:ascii="Calibri" w:hAnsi="Calibri" w:cs="Calibri"/>
-        </w:rPr>
-        <w:t>Dare to discover DA, N</w:t>
-      </w:r>
-      <w:r>
-        <w:rPr>
-          <w:rFonts w:ascii="Calibri" w:hAnsi="Calibri" w:cs="Calibri"/>
-        </w:rPr>
-        <w:t>ational Centre for Earth Observation</w:t>
-      </w:r>
-      <w:r>
-        <w:rPr>
-          <w:rFonts w:ascii="Calibri" w:hAnsi="Calibri" w:cs="Calibri"/>
-        </w:rPr>
-        <w:t xml:space="preserve"> MOOC</w:t>
-      </w:r>
-      <w:r>
-        <w:rPr>
-          <w:rFonts w:ascii="Calibri" w:hAnsi="Calibri" w:cs="Calibri"/>
-        </w:rPr>
-        <w:t xml:space="preserve"> </w:t>
-      </w:r>
-      <w:r>
-        <w:rPr>
-          <w:rFonts w:ascii="Calibri" w:hAnsi="Calibri" w:cs="Calibri"/>
-        </w:rPr>
-        <w:t xml:space="preserve">                                                     2022</w:t>
-      </w:r>
-      <w:r>
-        <w:rPr>
-          <w:rFonts w:ascii="Calibri" w:hAnsi="Calibri" w:cs="Calibri"/>
-        </w:rPr>
-        <w:t xml:space="preserve">                                                                                                 </w:t>
-      </w:r>
-    </w:p>
-    <w:p>
-      <w:pPr>
-        <w:spacing w:after="0"/>
-        <w:rPr>
-          <w:rFonts w:ascii="Calibri" w:hAnsi="Calibri" w:cs="Calibri"/>
-        </w:rPr>
-      </w:pPr>
-      <w:r>
-        <w:rPr>
-          <w:rFonts w:ascii="Calibri" w:hAnsi="Calibri" w:cs="Calibri"/>
-        </w:rPr>
-        <w:t xml:space="preserve">Data Assimilation Course, </w:t>
-      </w:r>
-      <w:r>
-        <w:rPr>
-          <w:rFonts w:ascii="Calibri" w:hAnsi="Calibri" w:cs="Calibri"/>
-        </w:rPr>
-        <w:t xml:space="preserve">University of Reading and </w:t>
-      </w:r>
-      <w:r>
-        <w:rPr>
-          <w:rFonts w:ascii="Calibri" w:hAnsi="Calibri" w:cs="Calibri"/>
-        </w:rPr>
-        <w:t>N</w:t>
-      </w:r>
-      <w:r>
-        <w:rPr>
-          <w:rFonts w:ascii="Calibri" w:hAnsi="Calibri" w:cs="Calibri"/>
-        </w:rPr>
-        <w:t>ational Centre for Earth Observation</w:t>
-      </w:r>
-      <w:r>
-        <w:rPr>
-          <w:rFonts w:ascii="Calibri" w:hAnsi="Calibri" w:cs="Calibri"/>
-        </w:rPr>
-        <w:t xml:space="preserve">           </w:t>
-      </w:r>
-      <w:r>
-        <w:rPr>
-          <w:rFonts w:ascii="Calibri" w:hAnsi="Calibri" w:cs="Calibri"/>
-        </w:rPr>
-        <w:t>2022</w:t>
-      </w:r>
-    </w:p>
-    <w:p>
-      <w:pPr>
-        <w:spacing w:after="0"/>
-        <w:rPr>
-          <w:rFonts w:ascii="Calibri" w:hAnsi="Calibri" w:cs="Calibri"/>
-          <w:b/>
-          <w:bCs/>
-          <w:sz w:val="28"/>
-          <w:szCs w:val="28"/>
-        </w:rPr>
-      </w:pPr>
-    </w:p>
-    <w:p>
-      <w:pPr>
-        <w:spacing w:after="0"/>
-        <w:rPr>
-          <w:rFonts w:ascii="Calibri" w:hAnsi="Calibri" w:cs="Calibri"/>
-          <w:b/>
-          <w:bCs/>
-        </w:rPr>
-      </w:pPr>
-      <w:r>
-        <w:rPr>
-          <w:rFonts w:ascii="Calibri" w:hAnsi="Calibri" w:cs="Calibri"/>
-          <w:b/>
-          <w:bCs/>
-        </w:rPr>
-        <w:t xml:space="preserve">National Centre for Earth Observation </w:t>
-      </w:r>
-      <w:r>
-        <w:rPr>
-          <w:rFonts w:ascii="Calibri" w:hAnsi="Calibri" w:cs="Calibri"/>
-          <w:b/>
-          <w:bCs/>
-        </w:rPr>
-        <w:t>Early Careers Researcher</w:t>
-      </w:r>
-      <w:r>
-        <w:rPr>
-          <w:rFonts w:ascii="Calibri" w:hAnsi="Calibri" w:cs="Calibri"/>
-          <w:b/>
-          <w:bCs/>
-        </w:rPr>
-        <w:t>’</w:t>
-      </w:r>
-      <w:r>
-        <w:rPr>
-          <w:rFonts w:ascii="Calibri" w:hAnsi="Calibri" w:cs="Calibri"/>
-          <w:b/>
-          <w:bCs/>
-        </w:rPr>
-        <w:t>s Forum</w:t>
-      </w:r>
-    </w:p>
-    <w:p>
-      <w:pPr>
-        <w:spacing w:after="0"/>
-        <w:rPr>
-          <w:rFonts w:ascii="Calibri" w:hAnsi="Calibri" w:cs="Calibri"/>
-        </w:rPr>
-      </w:pPr>
-      <w:r>
-        <w:rPr>
-          <w:rFonts w:ascii="Calibri" w:hAnsi="Calibri" w:cs="Calibri"/>
-        </w:rPr>
-        <w:t xml:space="preserve">Data </w:t>
-      </w:r>
-      <w:r>
-        <w:rPr>
-          <w:rFonts w:ascii="Calibri" w:hAnsi="Calibri" w:cs="Calibri"/>
-        </w:rPr>
-        <w:t>V</w:t>
-      </w:r>
-      <w:r>
-        <w:rPr>
-          <w:rFonts w:ascii="Calibri" w:hAnsi="Calibri" w:cs="Calibri"/>
-        </w:rPr>
-        <w:t>isualisation</w:t>
-      </w:r>
-      <w:r>
-        <w:rPr>
-          <w:rFonts w:ascii="Calibri" w:hAnsi="Calibri" w:cs="Calibri"/>
-        </w:rPr>
-        <w:t xml:space="preserve">                                                                                                                                            2024</w:t>
-      </w:r>
-    </w:p>
-    <w:p>
-      <w:pPr>
-        <w:spacing w:after="0"/>
-        <w:rPr>
-          <w:rFonts w:ascii="Calibri" w:hAnsi="Calibri" w:cs="Calibri"/>
-        </w:rPr>
-      </w:pPr>
-      <w:r>
-        <w:rPr>
-          <w:rFonts w:ascii="Calibri" w:hAnsi="Calibri" w:cs="Calibri"/>
-        </w:rPr>
-        <w:t>Impact in E</w:t>
-      </w:r>
-      <w:r>
-        <w:rPr>
-          <w:rFonts w:ascii="Calibri" w:hAnsi="Calibri" w:cs="Calibri"/>
-        </w:rPr>
-        <w:t xml:space="preserve">arth </w:t>
-      </w:r>
-      <w:r>
-        <w:rPr>
-          <w:rFonts w:ascii="Calibri" w:hAnsi="Calibri" w:cs="Calibri"/>
-        </w:rPr>
-        <w:t>O</w:t>
-      </w:r>
-      <w:r>
-        <w:rPr>
-          <w:rFonts w:ascii="Calibri" w:hAnsi="Calibri" w:cs="Calibri"/>
-        </w:rPr>
-        <w:t xml:space="preserve">bservation                                                                                                                         </w:t>
-      </w:r>
-      <w:r>
-        <w:rPr>
-          <w:rFonts w:ascii="Calibri" w:hAnsi="Calibri" w:cs="Calibri"/>
-        </w:rPr>
-        <w:t xml:space="preserve"> 2023</w:t>
-      </w:r>
-    </w:p>
-    <w:p>
-      <w:pPr>
-        <w:spacing w:after="0"/>
-        <w:rPr>
-          <w:rFonts w:ascii="Calibri" w:hAnsi="Calibri" w:cs="Calibri"/>
-        </w:rPr>
-      </w:pPr>
-      <w:r>
-        <w:rPr>
-          <w:rFonts w:ascii="Calibri" w:hAnsi="Calibri" w:cs="Calibri"/>
-        </w:rPr>
-        <w:t>The use of A</w:t>
-      </w:r>
-      <w:r>
-        <w:rPr>
-          <w:rFonts w:ascii="Calibri" w:hAnsi="Calibri" w:cs="Calibri"/>
-        </w:rPr>
-        <w:t xml:space="preserve">rtificial </w:t>
-      </w:r>
-      <w:r>
-        <w:rPr>
-          <w:rFonts w:ascii="Calibri" w:hAnsi="Calibri" w:cs="Calibri"/>
-        </w:rPr>
-        <w:t>I</w:t>
-      </w:r>
-      <w:r>
-        <w:rPr>
-          <w:rFonts w:ascii="Calibri" w:hAnsi="Calibri" w:cs="Calibri"/>
-        </w:rPr>
-        <w:t>ntelligence</w:t>
-      </w:r>
-      <w:r>
-        <w:rPr>
-          <w:rFonts w:ascii="Calibri" w:hAnsi="Calibri" w:cs="Calibri"/>
-        </w:rPr>
-        <w:t xml:space="preserve"> and M</w:t>
-      </w:r>
-      <w:r>
-        <w:rPr>
-          <w:rFonts w:ascii="Calibri" w:hAnsi="Calibri" w:cs="Calibri"/>
-        </w:rPr>
-        <w:t xml:space="preserve">achine </w:t>
-      </w:r>
-      <w:r>
-        <w:rPr>
-          <w:rFonts w:ascii="Calibri" w:hAnsi="Calibri" w:cs="Calibri"/>
-        </w:rPr>
-        <w:t>L</w:t>
-      </w:r>
-      <w:r>
-        <w:rPr>
-          <w:rFonts w:ascii="Calibri" w:hAnsi="Calibri" w:cs="Calibri"/>
-        </w:rPr>
-        <w:t>earning</w:t>
-      </w:r>
-      <w:r>
-        <w:rPr>
-          <w:rFonts w:ascii="Calibri" w:hAnsi="Calibri" w:cs="Calibri"/>
-        </w:rPr>
-        <w:t xml:space="preserve"> in </w:t>
-      </w:r>
-      <w:r>
-        <w:rPr>
-          <w:rFonts w:ascii="Calibri" w:hAnsi="Calibri" w:cs="Calibri"/>
-        </w:rPr>
-        <w:t>E</w:t>
-      </w:r>
-      <w:r>
-        <w:rPr>
-          <w:rFonts w:ascii="Calibri" w:hAnsi="Calibri" w:cs="Calibri"/>
-        </w:rPr>
-        <w:t xml:space="preserve">arth </w:t>
-      </w:r>
-      <w:r>
-        <w:rPr>
-          <w:rFonts w:ascii="Calibri" w:hAnsi="Calibri" w:cs="Calibri"/>
-        </w:rPr>
-        <w:t>O</w:t>
-      </w:r>
-      <w:r>
-        <w:rPr>
-          <w:rFonts w:ascii="Calibri" w:hAnsi="Calibri" w:cs="Calibri"/>
-        </w:rPr>
-        <w:t>bservation</w:t>
-      </w:r>
-      <w:r>
-        <w:rPr>
-          <w:rFonts w:ascii="Calibri" w:hAnsi="Calibri" w:cs="Calibri"/>
-        </w:rPr>
-        <w:t xml:space="preserve">                                    </w:t>
-      </w:r>
-      <w:r>
-        <w:rPr>
-          <w:rFonts w:ascii="Calibri" w:hAnsi="Calibri" w:cs="Calibri"/>
-        </w:rPr>
-        <w:t xml:space="preserve"> 2022</w:t>
-      </w:r>
-    </w:p>
-    <w:p>
-      <w:pPr>
-        <w:spacing w:after="0"/>
-        <w:rPr>
-          <w:rFonts w:ascii="Calibri" w:hAnsi="Calibri" w:cs="Calibri"/>
-          <w:b/>
-          <w:bCs/>
-        </w:rPr>
-      </w:pPr>
-    </w:p>
-    <w:p>
-      <w:pPr>
-        <w:spacing w:after="0"/>
-        <w:rPr>
-          <w:rFonts w:ascii="Calibri" w:hAnsi="Calibri" w:cs="Calibri"/>
-          <w:b/>
-          <w:bCs/>
-        </w:rPr>
-      </w:pPr>
-      <w:r>
-        <w:rPr>
-          <w:rFonts w:ascii="Calibri" w:hAnsi="Calibri" w:cs="Calibri"/>
-          <w:b/>
-          <w:bCs/>
-        </w:rPr>
-        <w:t>Scientific computing courses</w:t>
-      </w:r>
-    </w:p>
-    <w:p>
-      <w:pPr>
-        <w:spacing w:after="0"/>
-        <w:rPr>
-          <w:rFonts w:ascii="Calibri" w:hAnsi="Calibri" w:cs="Calibri"/>
-        </w:rPr>
-      </w:pPr>
-      <w:r>
-        <w:rPr>
-          <w:rFonts w:ascii="Calibri" w:hAnsi="Calibri" w:cs="Calibri"/>
-        </w:rPr>
-        <w:t>I</w:t>
-      </w:r>
-      <w:r>
-        <w:rPr>
-          <w:rFonts w:ascii="Calibri" w:hAnsi="Calibri" w:cs="Calibri"/>
-        </w:rPr>
-        <w:t>ntroduction to Scientific Computing, Programming Design and Testing, Software Development</w:t>
-      </w:r>
-      <w:r>
-        <w:rPr>
-          <w:rFonts w:ascii="Calibri" w:hAnsi="Calibri" w:cs="Calibri"/>
-        </w:rPr>
-        <w:t xml:space="preserve">, </w:t>
-      </w:r>
-      <w:r>
-        <w:rPr>
-          <w:rFonts w:ascii="Calibri" w:hAnsi="Calibri" w:cs="Calibri"/>
-        </w:rPr>
-        <w:t>University of Reading</w:t>
-      </w:r>
-      <w:r>
-        <w:rPr>
-          <w:rFonts w:ascii="Calibri" w:hAnsi="Calibri" w:cs="Calibri"/>
-        </w:rPr>
-        <w:t xml:space="preserve">                                                                                                                                      2022</w:t>
       </w:r>
     </w:p>
     <w:sectPr>
